--- a/Calendario2025/Laboratorios/Laboratorio1/1_Configuring_GRE_VPN.docx
+++ b/Calendario2025/Laboratorios/Laboratorio1/1_Configuring_GRE_VPN.docx
@@ -1,10 +1,11 @@
 
 <file path=word/document.xml><?xml version="1.0" encoding="utf-8"?>
-<w:document xmlns:wpc="http://schemas.microsoft.com/office/word/2010/wordprocessingCanvas" xmlns:cx="http://schemas.microsoft.com/office/drawing/2014/chartex" xmlns:cx1="http://schemas.microsoft.com/office/drawing/2015/9/8/chartex" xmlns:cx2="http://schemas.microsoft.com/office/drawing/2015/10/21/chartex" xmlns:cx3="http://schemas.microsoft.com/office/drawing/2016/5/9/chartex" xmlns:cx4="http://schemas.microsoft.com/office/drawing/2016/5/10/chartex" xmlns:cx5="http://schemas.microsoft.com/office/drawing/2016/5/11/chartex" xmlns:cx6="http://schemas.microsoft.com/office/drawing/2016/5/12/chartex" xmlns:cx7="http://schemas.microsoft.com/office/drawing/2016/5/13/chartex" xmlns:cx8="http://schemas.microsoft.com/office/drawing/2016/5/14/chartex" xmlns:mc="http://schemas.openxmlformats.org/markup-compatibility/2006" xmlns:aink="http://schemas.microsoft.com/office/drawing/2016/ink" xmlns:am3d="http://schemas.microsoft.com/office/drawing/2017/model3d" xmlns:o="urn:schemas-microsoft-com:office:office" xmlns:oel="http://schemas.microsoft.com/office/2019/extlst" xmlns:r="http://schemas.openxmlformats.org/officeDocument/2006/relationships" xmlns:m="http://schemas.openxmlformats.org/officeDocument/2006/math" xmlns:v="urn:schemas-microsoft-com:vml" xmlns:wp14="http://schemas.microsoft.com/office/word/2010/wordprocessingDrawing" xmlns:wp="http://schemas.openxmlformats.org/drawingml/2006/wordprocessingDrawing" xmlns:w10="urn:schemas-microsoft-com:office:word" xmlns:w="http://schemas.openxmlformats.org/wordprocessingml/2006/main" xmlns:w14="http://schemas.microsoft.com/office/word/2010/wordml" xmlns:w15="http://schemas.microsoft.com/office/word/2012/wordml" xmlns:w16cex="http://schemas.microsoft.com/office/word/2018/wordml/cex" xmlns:w16cid="http://schemas.microsoft.com/office/word/2016/wordml/cid" xmlns:w16="http://schemas.microsoft.com/office/word/2018/wordml" xmlns:w16sdtdh="http://schemas.microsoft.com/office/word/2020/wordml/sdtdatahash" xmlns:w16se="http://schemas.microsoft.com/office/word/2015/wordml/symex" xmlns:wpg="http://schemas.microsoft.com/office/word/2010/wordprocessingGroup" xmlns:wpi="http://schemas.microsoft.com/office/word/2010/wordprocessingInk" xmlns:wne="http://schemas.microsoft.com/office/word/2006/wordml" xmlns:wps="http://schemas.microsoft.com/office/word/2010/wordprocessingShape" mc:Ignorable="w14 w15 w16se w16cid w16 w16cex w16sdtdh wp14">
+<w:document xmlns:wpc="http://schemas.microsoft.com/office/word/2010/wordprocessingCanvas" xmlns:cx="http://schemas.microsoft.com/office/drawing/2014/chartex" xmlns:cx1="http://schemas.microsoft.com/office/drawing/2015/9/8/chartex" xmlns:cx2="http://schemas.microsoft.com/office/drawing/2015/10/21/chartex" xmlns:cx3="http://schemas.microsoft.com/office/drawing/2016/5/9/chartex" xmlns:cx4="http://schemas.microsoft.com/office/drawing/2016/5/10/chartex" xmlns:cx5="http://schemas.microsoft.com/office/drawing/2016/5/11/chartex" xmlns:cx6="http://schemas.microsoft.com/office/drawing/2016/5/12/chartex" xmlns:cx7="http://schemas.microsoft.com/office/drawing/2016/5/13/chartex" xmlns:cx8="http://schemas.microsoft.com/office/drawing/2016/5/14/chartex" xmlns:mc="http://schemas.openxmlformats.org/markup-compatibility/2006" xmlns:aink="http://schemas.microsoft.com/office/drawing/2016/ink" xmlns:am3d="http://schemas.microsoft.com/office/drawing/2017/model3d" xmlns:o="urn:schemas-microsoft-com:office:office" xmlns:oel="http://schemas.microsoft.com/office/2019/extlst" xmlns:r="http://schemas.openxmlformats.org/officeDocument/2006/relationships" xmlns:m="http://schemas.openxmlformats.org/officeDocument/2006/math" xmlns:v="urn:schemas-microsoft-com:vml" xmlns:wp14="http://schemas.microsoft.com/office/word/2010/wordprocessingDrawing" xmlns:wp="http://schemas.openxmlformats.org/drawingml/2006/wordprocessingDrawing" xmlns:w10="urn:schemas-microsoft-com:office:word" xmlns:w="http://schemas.openxmlformats.org/wordprocessingml/2006/main" xmlns:w14="http://schemas.microsoft.com/office/word/2010/wordml" xmlns:w15="http://schemas.microsoft.com/office/word/2012/wordml" xmlns:w16cex="http://schemas.microsoft.com/office/word/2018/wordml/cex" xmlns:w16cid="http://schemas.microsoft.com/office/word/2016/wordml/cid" xmlns:w16="http://schemas.microsoft.com/office/word/2018/wordml" xmlns:w16du="http://schemas.microsoft.com/office/word/2023/wordml/word16du" xmlns:w16sdtdh="http://schemas.microsoft.com/office/word/2020/wordml/sdtdatahash" xmlns:w16sdtfl="http://schemas.microsoft.com/office/word/2024/wordml/sdtformatlock" xmlns:w16se="http://schemas.microsoft.com/office/word/2015/wordml/symex" xmlns:wpg="http://schemas.microsoft.com/office/word/2010/wordprocessingGroup" xmlns:wpi="http://schemas.microsoft.com/office/word/2010/wordprocessingInk" xmlns:wne="http://schemas.microsoft.com/office/word/2006/wordml" xmlns:wps="http://schemas.microsoft.com/office/word/2010/wordprocessingShape" mc:Ignorable="w14 w15 w16se w16cid w16 w16cex w16sdtdh w16sdtfl w16du wp14">
   <w:body>
     <w:p>
       <w:pPr>
         <w:pStyle w:val="LabTitle"/>
+        <w:spacing w:before="240"/>
         <w:jc w:val="center"/>
         <w:rPr>
           <w:rStyle w:val="LabTitleInstVersred"/>
@@ -29,14 +30,11 @@
         <w:pStyle w:val="Visual"/>
       </w:pPr>
       <w:r>
-        <w:rPr>
-          <w:noProof/>
-        </w:rPr>
         <w:drawing>
-          <wp:inline distT="0" distB="0" distL="0" distR="0" wp14:anchorId="5B9119A2" wp14:editId="044881B0">
-            <wp:extent cx="6581775" cy="3781980"/>
-            <wp:effectExtent l="0" t="0" r="0" b="9525"/>
-            <wp:docPr id="3" name="Imagen 3"/>
+          <wp:inline distT="0" distB="0" distL="0" distR="0" wp14:anchorId="01FBBFA7" wp14:editId="18D8CAA1">
+            <wp:extent cx="6400800" cy="3646805"/>
+            <wp:effectExtent l="0" t="0" r="0" b="0"/>
+            <wp:docPr id="932064956" name="Picture 1" descr="A diagram of a tunnel&#10;&#10;AI-generated content may be incorrect."/>
             <wp:cNvGraphicFramePr>
               <a:graphicFrameLocks xmlns:a="http://schemas.openxmlformats.org/drawingml/2006/main" noChangeAspect="1"/>
             </wp:cNvGraphicFramePr>
@@ -44,36 +42,23 @@
               <a:graphicData uri="http://schemas.openxmlformats.org/drawingml/2006/picture">
                 <pic:pic xmlns:pic="http://schemas.openxmlformats.org/drawingml/2006/picture">
                   <pic:nvPicPr>
-                    <pic:cNvPr id="0" name="Picture 1"/>
-                    <pic:cNvPicPr>
-                      <a:picLocks noChangeAspect="1" noChangeArrowheads="1"/>
-                    </pic:cNvPicPr>
+                    <pic:cNvPr id="932064956" name="Picture 1" descr="A diagram of a tunnel&#10;&#10;AI-generated content may be incorrect."/>
+                    <pic:cNvPicPr/>
                   </pic:nvPicPr>
                   <pic:blipFill>
-                    <a:blip r:embed="rId8">
-                      <a:extLst>
-                        <a:ext uri="{28A0092B-C50C-407E-A947-70E740481C1C}">
-                          <a14:useLocalDpi xmlns:a14="http://schemas.microsoft.com/office/drawing/2010/main" val="0"/>
-                        </a:ext>
-                      </a:extLst>
-                    </a:blip>
-                    <a:srcRect/>
+                    <a:blip r:embed="rId8"/>
                     <a:stretch>
                       <a:fillRect/>
                     </a:stretch>
                   </pic:blipFill>
-                  <pic:spPr bwMode="auto">
+                  <pic:spPr>
                     <a:xfrm>
                       <a:off x="0" y="0"/>
-                      <a:ext cx="6593329" cy="3788619"/>
+                      <a:ext cx="6400800" cy="3646805"/>
                     </a:xfrm>
                     <a:prstGeom prst="rect">
                       <a:avLst/>
                     </a:prstGeom>
-                    <a:noFill/>
-                    <a:ln>
-                      <a:noFill/>
-                    </a:ln>
                   </pic:spPr>
                 </pic:pic>
               </a:graphicData>
@@ -1008,10 +993,26 @@
     </w:p>
     <w:p>
       <w:pPr>
+        <w:spacing w:before="0" w:after="0" w:line="240" w:lineRule="auto"/>
+        <w:rPr>
+          <w:rFonts w:eastAsia="Times New Roman"/>
+          <w:b/>
+          <w:bCs/>
+          <w:iCs/>
+          <w:sz w:val="24"/>
+        </w:rPr>
+      </w:pPr>
+      <w:r>
+        <w:br w:type="page"/>
+      </w:r>
+    </w:p>
+    <w:p>
+      <w:pPr>
         <w:pStyle w:val="LabSection"/>
         <w:spacing w:before="0"/>
       </w:pPr>
       <w:r>
+        <w:lastRenderedPageBreak/>
         <w:t>Objetivos</w:t>
       </w:r>
     </w:p>
@@ -1358,19 +1359,11 @@
           <w:lang w:val="en-US"/>
         </w:rPr>
       </w:pPr>
-      <w:proofErr w:type="gramStart"/>
-      <w:r>
-        <w:rPr>
-          <w:lang w:val="en-US"/>
-        </w:rPr>
-        <w:t>WEST(</w:t>
-      </w:r>
-      <w:proofErr w:type="gramEnd"/>
-      <w:r>
-        <w:rPr>
-          <w:lang w:val="en-US"/>
-        </w:rPr>
-        <w:t xml:space="preserve">config)# </w:t>
+      <w:r>
+        <w:rPr>
+          <w:lang w:val="en-US"/>
+        </w:rPr>
+        <w:t xml:space="preserve">WEST(config)# </w:t>
       </w:r>
       <w:proofErr w:type="spellStart"/>
       <w:r>
@@ -1406,19 +1399,11 @@
           <w:lang w:val="en-US"/>
         </w:rPr>
       </w:pPr>
-      <w:proofErr w:type="gramStart"/>
-      <w:r>
-        <w:rPr>
-          <w:lang w:val="en-US"/>
-        </w:rPr>
-        <w:t>EAST(</w:t>
-      </w:r>
-      <w:proofErr w:type="gramEnd"/>
-      <w:r>
-        <w:rPr>
-          <w:lang w:val="en-US"/>
-        </w:rPr>
-        <w:t xml:space="preserve">config)# </w:t>
+      <w:r>
+        <w:rPr>
+          <w:lang w:val="en-US"/>
+        </w:rPr>
+        <w:t xml:space="preserve">EAST(config)# </w:t>
       </w:r>
       <w:proofErr w:type="spellStart"/>
       <w:r>
@@ -1566,7 +1551,17 @@
       </w:r>
       <w:proofErr w:type="spellEnd"/>
       <w:r>
-        <w:t xml:space="preserve"> WEST.</w:t>
+        <w:t xml:space="preserve"> </w:t>
+      </w:r>
+      <w:r>
+        <w:rPr>
+          <w:b/>
+          <w:bCs/>
+        </w:rPr>
+        <w:t>WEST</w:t>
+      </w:r>
+      <w:r>
+        <w:t>.</w:t>
       </w:r>
     </w:p>
     <w:p>
@@ -1593,15 +1588,7 @@
         <w:jc w:val="both"/>
       </w:pPr>
       <w:r>
-        <w:t xml:space="preserve">Definir qué </w:t>
-      </w:r>
-      <w:proofErr w:type="gramStart"/>
-      <w:r>
-        <w:t>interface</w:t>
-      </w:r>
-      <w:proofErr w:type="gramEnd"/>
-      <w:r>
-        <w:t xml:space="preserve"> física en WEST será usada para el túnel. </w:t>
+        <w:t xml:space="preserve">Definir qué interface física en WEST será usada para el túnel. </w:t>
       </w:r>
       <w:r>
         <w:t xml:space="preserve">Utilice S0/1/0 en el </w:t>
@@ -1612,15 +1599,7 @@
       </w:r>
       <w:proofErr w:type="spellEnd"/>
       <w:r>
-        <w:t xml:space="preserve"> WEST como interfaz de origen del túnel, la </w:t>
-      </w:r>
-      <w:proofErr w:type="gramStart"/>
-      <w:r>
-        <w:t>interface</w:t>
-      </w:r>
-      <w:proofErr w:type="gramEnd"/>
-      <w:r>
-        <w:t xml:space="preserve"> conectada al ISP.</w:t>
+        <w:t xml:space="preserve"> WEST como interfaz de origen del túnel, la interface conectada al ISP.</w:t>
       </w:r>
     </w:p>
     <w:p>
@@ -1678,19 +1657,11 @@
           <w:lang w:val="en-US"/>
         </w:rPr>
       </w:pPr>
-      <w:proofErr w:type="gramStart"/>
-      <w:r>
-        <w:rPr>
-          <w:lang w:val="en-US"/>
-        </w:rPr>
-        <w:t>WEST(</w:t>
-      </w:r>
-      <w:proofErr w:type="gramEnd"/>
-      <w:r>
-        <w:rPr>
-          <w:lang w:val="en-US"/>
-        </w:rPr>
-        <w:t xml:space="preserve">config)# </w:t>
+      <w:r>
+        <w:rPr>
+          <w:lang w:val="en-US"/>
+        </w:rPr>
+        <w:t xml:space="preserve">WEST(config)# </w:t>
       </w:r>
       <w:r>
         <w:rPr>
@@ -1708,19 +1679,11 @@
           <w:lang w:val="en-US"/>
         </w:rPr>
       </w:pPr>
-      <w:proofErr w:type="gramStart"/>
-      <w:r>
-        <w:rPr>
-          <w:lang w:val="en-US"/>
-        </w:rPr>
-        <w:t>WEST(</w:t>
-      </w:r>
-      <w:proofErr w:type="gramEnd"/>
-      <w:r>
-        <w:rPr>
-          <w:lang w:val="en-US"/>
-        </w:rPr>
-        <w:t xml:space="preserve">config-if)# </w:t>
+      <w:r>
+        <w:rPr>
+          <w:lang w:val="en-US"/>
+        </w:rPr>
+        <w:t xml:space="preserve">WEST(config-if)# </w:t>
       </w:r>
       <w:r>
         <w:rPr>
@@ -1752,19 +1715,11 @@
           <w:lang w:val="en-US"/>
         </w:rPr>
       </w:pPr>
-      <w:proofErr w:type="gramStart"/>
-      <w:r>
-        <w:rPr>
-          <w:lang w:val="en-US"/>
-        </w:rPr>
-        <w:t>WEST(</w:t>
-      </w:r>
-      <w:proofErr w:type="gramEnd"/>
-      <w:r>
-        <w:rPr>
-          <w:lang w:val="en-US"/>
-        </w:rPr>
-        <w:t xml:space="preserve">config-if)# </w:t>
+      <w:r>
+        <w:rPr>
+          <w:lang w:val="en-US"/>
+        </w:rPr>
+        <w:t xml:space="preserve">WEST(config-if)# </w:t>
       </w:r>
       <w:r>
         <w:rPr>
@@ -1782,19 +1737,11 @@
           <w:lang w:val="en-US"/>
         </w:rPr>
       </w:pPr>
-      <w:proofErr w:type="gramStart"/>
-      <w:r>
-        <w:rPr>
-          <w:lang w:val="en-US"/>
-        </w:rPr>
-        <w:t>WEST(</w:t>
-      </w:r>
-      <w:proofErr w:type="gramEnd"/>
-      <w:r>
-        <w:rPr>
-          <w:lang w:val="en-US"/>
-        </w:rPr>
-        <w:t xml:space="preserve">config-if)# </w:t>
+      <w:r>
+        <w:rPr>
+          <w:lang w:val="en-US"/>
+        </w:rPr>
+        <w:t xml:space="preserve">WEST(config-if)# </w:t>
       </w:r>
       <w:proofErr w:type="spellStart"/>
       <w:r>
@@ -1834,7 +1781,17 @@
       </w:r>
       <w:proofErr w:type="spellEnd"/>
       <w:r>
-        <w:t xml:space="preserve"> EAST. </w:t>
+        <w:t xml:space="preserve"> </w:t>
+      </w:r>
+      <w:r>
+        <w:rPr>
+          <w:b/>
+          <w:bCs/>
+        </w:rPr>
+        <w:t>EAST</w:t>
+      </w:r>
+      <w:r>
+        <w:t xml:space="preserve">. </w:t>
       </w:r>
     </w:p>
     <w:p>
@@ -1860,15 +1817,7 @@
         <w:spacing w:before="0" w:after="0"/>
       </w:pPr>
       <w:r>
-        <w:t xml:space="preserve">Definir qué </w:t>
-      </w:r>
-      <w:proofErr w:type="gramStart"/>
-      <w:r>
-        <w:t>interface</w:t>
-      </w:r>
-      <w:proofErr w:type="gramEnd"/>
-      <w:r>
-        <w:t xml:space="preserve"> física en EAST será usada para el túnel. Utilice S0/1/1 en el </w:t>
+        <w:t xml:space="preserve">Definir qué interface física en EAST será usada para el túnel. Utilice S0/1/1 en el </w:t>
       </w:r>
       <w:proofErr w:type="spellStart"/>
       <w:r>
@@ -1876,15 +1825,7 @@
       </w:r>
       <w:proofErr w:type="spellEnd"/>
       <w:r>
-        <w:t xml:space="preserve"> EAST como interfaz de origen del túnel, la </w:t>
-      </w:r>
-      <w:proofErr w:type="gramStart"/>
-      <w:r>
-        <w:t>interface</w:t>
-      </w:r>
-      <w:proofErr w:type="gramEnd"/>
-      <w:r>
-        <w:t xml:space="preserve"> conectada al ISP.</w:t>
+        <w:t xml:space="preserve"> EAST como interfaz de origen del túnel, la interface conectada al ISP.</w:t>
       </w:r>
     </w:p>
     <w:p>
@@ -1926,19 +1867,11 @@
           <w:lang w:val="en-US"/>
         </w:rPr>
       </w:pPr>
-      <w:proofErr w:type="gramStart"/>
-      <w:r>
-        <w:rPr>
-          <w:lang w:val="en-US"/>
-        </w:rPr>
-        <w:t>EAST(</w:t>
-      </w:r>
-      <w:proofErr w:type="gramEnd"/>
-      <w:r>
-        <w:rPr>
-          <w:lang w:val="en-US"/>
-        </w:rPr>
-        <w:t xml:space="preserve">config)# </w:t>
+      <w:r>
+        <w:rPr>
+          <w:lang w:val="en-US"/>
+        </w:rPr>
+        <w:t xml:space="preserve">EAST(config)# </w:t>
       </w:r>
       <w:r>
         <w:rPr>
@@ -1985,19 +1918,11 @@
           <w:lang w:val="en-US"/>
         </w:rPr>
       </w:pPr>
-      <w:proofErr w:type="gramStart"/>
-      <w:r>
-        <w:rPr>
-          <w:lang w:val="en-US"/>
-        </w:rPr>
-        <w:t>EAST(</w:t>
-      </w:r>
-      <w:proofErr w:type="gramEnd"/>
-      <w:r>
-        <w:rPr>
-          <w:lang w:val="en-US"/>
-        </w:rPr>
-        <w:t xml:space="preserve">config-if)# </w:t>
+      <w:r>
+        <w:rPr>
+          <w:lang w:val="en-US"/>
+        </w:rPr>
+        <w:t xml:space="preserve">EAST(config-if)# </w:t>
       </w:r>
       <w:r>
         <w:rPr>
@@ -2015,19 +1940,11 @@
           <w:lang w:val="en-US"/>
         </w:rPr>
       </w:pPr>
-      <w:proofErr w:type="gramStart"/>
-      <w:r>
-        <w:rPr>
-          <w:lang w:val="en-US"/>
-        </w:rPr>
-        <w:t>EAST(</w:t>
-      </w:r>
-      <w:proofErr w:type="gramEnd"/>
-      <w:r>
-        <w:rPr>
-          <w:lang w:val="en-US"/>
-        </w:rPr>
-        <w:t xml:space="preserve">config-if)# </w:t>
+      <w:r>
+        <w:rPr>
+          <w:lang w:val="en-US"/>
+        </w:rPr>
+        <w:t xml:space="preserve">EAST(config-if)# </w:t>
       </w:r>
       <w:proofErr w:type="spellStart"/>
       <w:r>
@@ -2119,21 +2036,7 @@
         <w:rPr>
           <w:lang w:val="en-US"/>
         </w:rPr>
-        <w:t>Interface                  IP-</w:t>
-      </w:r>
-      <w:proofErr w:type="gramStart"/>
-      <w:r>
-        <w:rPr>
-          <w:lang w:val="en-US"/>
-        </w:rPr>
-        <w:t>Address</w:t>
-      </w:r>
-      <w:proofErr w:type="gramEnd"/>
-      <w:r>
-        <w:rPr>
-          <w:lang w:val="en-US"/>
-        </w:rPr>
-        <w:t xml:space="preserve">      OK? Method Status                Protocol</w:t>
+        <w:t>Interface                  IP-Address      OK? Method Status                Protocol</w:t>
       </w:r>
     </w:p>
     <w:p>
@@ -2148,21 +2051,7 @@
         <w:rPr>
           <w:lang w:val="en-US"/>
         </w:rPr>
-        <w:t xml:space="preserve">Embedded-Service-Engine0/0 unassigned      YES </w:t>
-      </w:r>
-      <w:proofErr w:type="gramStart"/>
-      <w:r>
-        <w:rPr>
-          <w:lang w:val="en-US"/>
-        </w:rPr>
-        <w:t>unset  administratively</w:t>
-      </w:r>
-      <w:proofErr w:type="gramEnd"/>
-      <w:r>
-        <w:rPr>
-          <w:lang w:val="en-US"/>
-        </w:rPr>
-        <w:t xml:space="preserve"> down </w:t>
+        <w:t xml:space="preserve">Embedded-Service-Engine0/0 unassigned      YES unset  administratively down </w:t>
       </w:r>
       <w:proofErr w:type="spellStart"/>
       <w:r>
@@ -2185,21 +2074,7 @@
         <w:rPr>
           <w:lang w:val="en-US"/>
         </w:rPr>
-        <w:t xml:space="preserve">GigabitEthernet0/0         unassigned      YES </w:t>
-      </w:r>
-      <w:proofErr w:type="gramStart"/>
-      <w:r>
-        <w:rPr>
-          <w:lang w:val="en-US"/>
-        </w:rPr>
-        <w:t>unset  administratively</w:t>
-      </w:r>
-      <w:proofErr w:type="gramEnd"/>
-      <w:r>
-        <w:rPr>
-          <w:lang w:val="en-US"/>
-        </w:rPr>
-        <w:t xml:space="preserve"> down </w:t>
+        <w:t xml:space="preserve">GigabitEthernet0/0         unassigned      YES unset  administratively down </w:t>
       </w:r>
       <w:proofErr w:type="spellStart"/>
       <w:r>
@@ -2274,21 +2149,7 @@
         <w:rPr>
           <w:lang w:val="en-US"/>
         </w:rPr>
-        <w:t xml:space="preserve">Serial0/0/1                unassigned      YES </w:t>
-      </w:r>
-      <w:proofErr w:type="gramStart"/>
-      <w:r>
-        <w:rPr>
-          <w:lang w:val="en-US"/>
-        </w:rPr>
-        <w:t>unset  administratively</w:t>
-      </w:r>
-      <w:proofErr w:type="gramEnd"/>
-      <w:r>
-        <w:rPr>
-          <w:lang w:val="en-US"/>
-        </w:rPr>
-        <w:t xml:space="preserve"> down </w:t>
+        <w:t xml:space="preserve">Serial0/0/1                unassigned      YES unset  administratively down </w:t>
       </w:r>
       <w:proofErr w:type="spellStart"/>
       <w:r>
@@ -2392,21 +2253,7 @@
         <w:rPr>
           <w:lang w:val="en-US"/>
         </w:rPr>
-        <w:t>Interface                  IP-</w:t>
-      </w:r>
-      <w:proofErr w:type="gramStart"/>
-      <w:r>
-        <w:rPr>
-          <w:lang w:val="en-US"/>
-        </w:rPr>
-        <w:t>Address</w:t>
-      </w:r>
-      <w:proofErr w:type="gramEnd"/>
-      <w:r>
-        <w:rPr>
-          <w:lang w:val="en-US"/>
-        </w:rPr>
-        <w:t xml:space="preserve">      OK? Method Status                Protocol</w:t>
+        <w:t>Interface                  IP-Address      OK? Method Status                Protocol</w:t>
       </w:r>
     </w:p>
     <w:p>
@@ -2421,21 +2268,7 @@
         <w:rPr>
           <w:lang w:val="en-US"/>
         </w:rPr>
-        <w:t xml:space="preserve">Embedded-Service-Engine0/0 unassigned      YES </w:t>
-      </w:r>
-      <w:proofErr w:type="gramStart"/>
-      <w:r>
-        <w:rPr>
-          <w:lang w:val="en-US"/>
-        </w:rPr>
-        <w:t>unset  administratively</w:t>
-      </w:r>
-      <w:proofErr w:type="gramEnd"/>
-      <w:r>
-        <w:rPr>
-          <w:lang w:val="en-US"/>
-        </w:rPr>
-        <w:t xml:space="preserve"> down </w:t>
+        <w:t xml:space="preserve">Embedded-Service-Engine0/0 unassigned      YES unset  administratively down </w:t>
       </w:r>
       <w:proofErr w:type="spellStart"/>
       <w:r>
@@ -2457,21 +2290,7 @@
         <w:rPr>
           <w:lang w:val="en-US"/>
         </w:rPr>
-        <w:t xml:space="preserve">GigabitEthernet0/0         unassigned      YES </w:t>
-      </w:r>
-      <w:proofErr w:type="gramStart"/>
-      <w:r>
-        <w:rPr>
-          <w:lang w:val="en-US"/>
-        </w:rPr>
-        <w:t>unset  administratively</w:t>
-      </w:r>
-      <w:proofErr w:type="gramEnd"/>
-      <w:r>
-        <w:rPr>
-          <w:lang w:val="en-US"/>
-        </w:rPr>
-        <w:t xml:space="preserve"> down </w:t>
+        <w:t xml:space="preserve">GigabitEthernet0/0         unassigned      YES unset  administratively down </w:t>
       </w:r>
       <w:proofErr w:type="spellStart"/>
       <w:r>
@@ -2521,21 +2340,7 @@
         <w:rPr>
           <w:lang w:val="en-US"/>
         </w:rPr>
-        <w:t xml:space="preserve">                unassigned      YES </w:t>
-      </w:r>
-      <w:proofErr w:type="gramStart"/>
-      <w:r>
-        <w:rPr>
-          <w:lang w:val="en-US"/>
-        </w:rPr>
-        <w:t>unset  administratively</w:t>
-      </w:r>
-      <w:proofErr w:type="gramEnd"/>
-      <w:r>
-        <w:rPr>
-          <w:lang w:val="en-US"/>
-        </w:rPr>
-        <w:t xml:space="preserve"> down </w:t>
+        <w:t xml:space="preserve">                unassigned      YES unset  administratively down </w:t>
       </w:r>
       <w:proofErr w:type="spellStart"/>
       <w:r>
@@ -2601,19 +2406,11 @@
       <w:r>
         <w:t xml:space="preserve">Emita el comando </w:t>
       </w:r>
-      <w:proofErr w:type="gramStart"/>
-      <w:r>
-        <w:rPr>
-          <w:b/>
-        </w:rPr>
-        <w:t>show</w:t>
-      </w:r>
-      <w:proofErr w:type="gramEnd"/>
-      <w:r>
-        <w:rPr>
-          <w:b/>
-        </w:rPr>
-        <w:t xml:space="preserve"> interfaces </w:t>
+      <w:r>
+        <w:rPr>
+          <w:b/>
+        </w:rPr>
+        <w:t xml:space="preserve">show interfaces </w:t>
       </w:r>
       <w:proofErr w:type="spellStart"/>
       <w:r>
@@ -3131,19 +2928,11 @@
           <w:lang w:val="en-US"/>
         </w:rPr>
       </w:pPr>
-      <w:proofErr w:type="gramStart"/>
-      <w:r>
-        <w:rPr>
-          <w:lang w:val="en-US"/>
-        </w:rPr>
-        <w:t>WEST(</w:t>
-      </w:r>
-      <w:proofErr w:type="gramEnd"/>
-      <w:r>
-        <w:rPr>
-          <w:lang w:val="en-US"/>
-        </w:rPr>
-        <w:t xml:space="preserve">config)# </w:t>
+      <w:r>
+        <w:rPr>
+          <w:lang w:val="en-US"/>
+        </w:rPr>
+        <w:t xml:space="preserve">WEST(config)# </w:t>
       </w:r>
       <w:r>
         <w:rPr>
@@ -3176,19 +2965,11 @@
           <w:lang w:val="en-US"/>
         </w:rPr>
       </w:pPr>
-      <w:proofErr w:type="gramStart"/>
-      <w:r>
-        <w:rPr>
-          <w:lang w:val="en-US"/>
-        </w:rPr>
-        <w:t>WEST(</w:t>
-      </w:r>
-      <w:proofErr w:type="gramEnd"/>
-      <w:r>
-        <w:rPr>
-          <w:lang w:val="en-US"/>
-        </w:rPr>
-        <w:t xml:space="preserve">config-router)# </w:t>
+      <w:r>
+        <w:rPr>
+          <w:lang w:val="en-US"/>
+        </w:rPr>
+        <w:t xml:space="preserve">WEST(config-router)# </w:t>
       </w:r>
       <w:r>
         <w:rPr>
@@ -3205,19 +2986,11 @@
           <w:lang w:val="en-US"/>
         </w:rPr>
       </w:pPr>
-      <w:proofErr w:type="gramStart"/>
-      <w:r>
-        <w:rPr>
-          <w:lang w:val="en-US"/>
-        </w:rPr>
-        <w:t>WEST(</w:t>
-      </w:r>
-      <w:proofErr w:type="gramEnd"/>
-      <w:r>
-        <w:rPr>
-          <w:lang w:val="en-US"/>
-        </w:rPr>
-        <w:t xml:space="preserve">config-router)# </w:t>
+      <w:r>
+        <w:rPr>
+          <w:lang w:val="en-US"/>
+        </w:rPr>
+        <w:t xml:space="preserve">WEST(config-router)# </w:t>
       </w:r>
       <w:r>
         <w:rPr>
@@ -3251,19 +3024,11 @@
           <w:lang w:val="en-US"/>
         </w:rPr>
       </w:pPr>
-      <w:proofErr w:type="gramStart"/>
-      <w:r>
-        <w:rPr>
-          <w:lang w:val="en-US"/>
-        </w:rPr>
-        <w:t>EAST(</w:t>
-      </w:r>
-      <w:proofErr w:type="gramEnd"/>
-      <w:r>
-        <w:rPr>
-          <w:lang w:val="en-US"/>
-        </w:rPr>
-        <w:t xml:space="preserve">config)# </w:t>
+      <w:r>
+        <w:rPr>
+          <w:lang w:val="en-US"/>
+        </w:rPr>
+        <w:t xml:space="preserve">EAST(config)# </w:t>
       </w:r>
       <w:r>
         <w:rPr>
@@ -3296,19 +3061,11 @@
           <w:lang w:val="en-US"/>
         </w:rPr>
       </w:pPr>
-      <w:proofErr w:type="gramStart"/>
-      <w:r>
-        <w:rPr>
-          <w:lang w:val="en-US"/>
-        </w:rPr>
-        <w:t>EAST(</w:t>
-      </w:r>
-      <w:proofErr w:type="gramEnd"/>
-      <w:r>
-        <w:rPr>
-          <w:lang w:val="en-US"/>
-        </w:rPr>
-        <w:t xml:space="preserve">config-router)# </w:t>
+      <w:r>
+        <w:rPr>
+          <w:lang w:val="en-US"/>
+        </w:rPr>
+        <w:t xml:space="preserve">EAST(config-router)# </w:t>
       </w:r>
       <w:r>
         <w:rPr>
@@ -3325,19 +3082,11 @@
           <w:lang w:val="en-US"/>
         </w:rPr>
       </w:pPr>
-      <w:proofErr w:type="gramStart"/>
-      <w:r>
-        <w:rPr>
-          <w:lang w:val="en-US"/>
-        </w:rPr>
-        <w:t>EAST(</w:t>
-      </w:r>
-      <w:proofErr w:type="gramEnd"/>
-      <w:r>
-        <w:rPr>
-          <w:lang w:val="en-US"/>
-        </w:rPr>
-        <w:t xml:space="preserve">config-router)# </w:t>
+      <w:r>
+        <w:rPr>
+          <w:lang w:val="en-US"/>
+        </w:rPr>
+        <w:t xml:space="preserve">EAST(config-router)# </w:t>
       </w:r>
       <w:r>
         <w:rPr>
@@ -3379,19 +3128,11 @@
       <w:r>
         <w:t xml:space="preserve"> WEST, emita el comando </w:t>
       </w:r>
-      <w:proofErr w:type="gramStart"/>
-      <w:r>
-        <w:rPr>
-          <w:b/>
-        </w:rPr>
-        <w:t>show</w:t>
-      </w:r>
-      <w:proofErr w:type="gramEnd"/>
-      <w:r>
-        <w:rPr>
-          <w:b/>
-        </w:rPr>
-        <w:t xml:space="preserve"> </w:t>
+      <w:r>
+        <w:rPr>
+          <w:b/>
+        </w:rPr>
+        <w:t xml:space="preserve">show </w:t>
       </w:r>
       <w:proofErr w:type="spellStart"/>
       <w:r>
@@ -4480,7 +4221,7 @@
 </file>
 
 <file path=word/endnotes.xml><?xml version="1.0" encoding="utf-8"?>
-<w:endnotes xmlns:wpc="http://schemas.microsoft.com/office/word/2010/wordprocessingCanvas" xmlns:cx="http://schemas.microsoft.com/office/drawing/2014/chartex" xmlns:cx1="http://schemas.microsoft.com/office/drawing/2015/9/8/chartex" xmlns:cx2="http://schemas.microsoft.com/office/drawing/2015/10/21/chartex" xmlns:cx3="http://schemas.microsoft.com/office/drawing/2016/5/9/chartex" xmlns:cx4="http://schemas.microsoft.com/office/drawing/2016/5/10/chartex" xmlns:cx5="http://schemas.microsoft.com/office/drawing/2016/5/11/chartex" xmlns:cx6="http://schemas.microsoft.com/office/drawing/2016/5/12/chartex" xmlns:cx7="http://schemas.microsoft.com/office/drawing/2016/5/13/chartex" xmlns:cx8="http://schemas.microsoft.com/office/drawing/2016/5/14/chartex" xmlns:mc="http://schemas.openxmlformats.org/markup-compatibility/2006" xmlns:aink="http://schemas.microsoft.com/office/drawing/2016/ink" xmlns:am3d="http://schemas.microsoft.com/office/drawing/2017/model3d" xmlns:o="urn:schemas-microsoft-com:office:office" xmlns:oel="http://schemas.microsoft.com/office/2019/extlst" xmlns:r="http://schemas.openxmlformats.org/officeDocument/2006/relationships" xmlns:m="http://schemas.openxmlformats.org/officeDocument/2006/math" xmlns:v="urn:schemas-microsoft-com:vml" xmlns:wp14="http://schemas.microsoft.com/office/word/2010/wordprocessingDrawing" xmlns:wp="http://schemas.openxmlformats.org/drawingml/2006/wordprocessingDrawing" xmlns:w10="urn:schemas-microsoft-com:office:word" xmlns:w="http://schemas.openxmlformats.org/wordprocessingml/2006/main" xmlns:w14="http://schemas.microsoft.com/office/word/2010/wordml" xmlns:w15="http://schemas.microsoft.com/office/word/2012/wordml" xmlns:w16cex="http://schemas.microsoft.com/office/word/2018/wordml/cex" xmlns:w16cid="http://schemas.microsoft.com/office/word/2016/wordml/cid" xmlns:w16="http://schemas.microsoft.com/office/word/2018/wordml" xmlns:w16sdtdh="http://schemas.microsoft.com/office/word/2020/wordml/sdtdatahash" xmlns:w16se="http://schemas.microsoft.com/office/word/2015/wordml/symex" xmlns:wpg="http://schemas.microsoft.com/office/word/2010/wordprocessingGroup" xmlns:wpi="http://schemas.microsoft.com/office/word/2010/wordprocessingInk" xmlns:wne="http://schemas.microsoft.com/office/word/2006/wordml" xmlns:wps="http://schemas.microsoft.com/office/word/2010/wordprocessingShape" mc:Ignorable="w14 w15 w16se w16cid w16 w16cex w16sdtdh wp14">
+<w:endnotes xmlns:wpc="http://schemas.microsoft.com/office/word/2010/wordprocessingCanvas" xmlns:cx="http://schemas.microsoft.com/office/drawing/2014/chartex" xmlns:cx1="http://schemas.microsoft.com/office/drawing/2015/9/8/chartex" xmlns:cx2="http://schemas.microsoft.com/office/drawing/2015/10/21/chartex" xmlns:cx3="http://schemas.microsoft.com/office/drawing/2016/5/9/chartex" xmlns:cx4="http://schemas.microsoft.com/office/drawing/2016/5/10/chartex" xmlns:cx5="http://schemas.microsoft.com/office/drawing/2016/5/11/chartex" xmlns:cx6="http://schemas.microsoft.com/office/drawing/2016/5/12/chartex" xmlns:cx7="http://schemas.microsoft.com/office/drawing/2016/5/13/chartex" xmlns:cx8="http://schemas.microsoft.com/office/drawing/2016/5/14/chartex" xmlns:mc="http://schemas.openxmlformats.org/markup-compatibility/2006" xmlns:aink="http://schemas.microsoft.com/office/drawing/2016/ink" xmlns:am3d="http://schemas.microsoft.com/office/drawing/2017/model3d" xmlns:o="urn:schemas-microsoft-com:office:office" xmlns:oel="http://schemas.microsoft.com/office/2019/extlst" xmlns:r="http://schemas.openxmlformats.org/officeDocument/2006/relationships" xmlns:m="http://schemas.openxmlformats.org/officeDocument/2006/math" xmlns:v="urn:schemas-microsoft-com:vml" xmlns:wp14="http://schemas.microsoft.com/office/word/2010/wordprocessingDrawing" xmlns:wp="http://schemas.openxmlformats.org/drawingml/2006/wordprocessingDrawing" xmlns:w10="urn:schemas-microsoft-com:office:word" xmlns:w="http://schemas.openxmlformats.org/wordprocessingml/2006/main" xmlns:w14="http://schemas.microsoft.com/office/word/2010/wordml" xmlns:w15="http://schemas.microsoft.com/office/word/2012/wordml" xmlns:w16cex="http://schemas.microsoft.com/office/word/2018/wordml/cex" xmlns:w16cid="http://schemas.microsoft.com/office/word/2016/wordml/cid" xmlns:w16="http://schemas.microsoft.com/office/word/2018/wordml" xmlns:w16du="http://schemas.microsoft.com/office/word/2023/wordml/word16du" xmlns:w16sdtdh="http://schemas.microsoft.com/office/word/2020/wordml/sdtdatahash" xmlns:w16sdtfl="http://schemas.microsoft.com/office/word/2024/wordml/sdtformatlock" xmlns:w16se="http://schemas.microsoft.com/office/word/2015/wordml/symex" xmlns:wpg="http://schemas.microsoft.com/office/word/2010/wordprocessingGroup" xmlns:wpi="http://schemas.microsoft.com/office/word/2010/wordprocessingInk" xmlns:wne="http://schemas.microsoft.com/office/word/2006/wordml" xmlns:wps="http://schemas.microsoft.com/office/word/2010/wordprocessingShape" mc:Ignorable="w14 w15 w16se w16cid w16 w16cex w16sdtdh w16sdtfl w16du wp14">
   <w:endnote w:type="separator" w:id="-1">
     <w:p>
       <w:pPr>
@@ -4513,7 +4254,7 @@
 </file>
 
 <file path=word/footer1.xml><?xml version="1.0" encoding="utf-8"?>
-<w:ftr xmlns:wpc="http://schemas.microsoft.com/office/word/2010/wordprocessingCanvas" xmlns:cx="http://schemas.microsoft.com/office/drawing/2014/chartex" xmlns:cx1="http://schemas.microsoft.com/office/drawing/2015/9/8/chartex" xmlns:cx2="http://schemas.microsoft.com/office/drawing/2015/10/21/chartex" xmlns:cx3="http://schemas.microsoft.com/office/drawing/2016/5/9/chartex" xmlns:cx4="http://schemas.microsoft.com/office/drawing/2016/5/10/chartex" xmlns:cx5="http://schemas.microsoft.com/office/drawing/2016/5/11/chartex" xmlns:cx6="http://schemas.microsoft.com/office/drawing/2016/5/12/chartex" xmlns:cx7="http://schemas.microsoft.com/office/drawing/2016/5/13/chartex" xmlns:cx8="http://schemas.microsoft.com/office/drawing/2016/5/14/chartex" xmlns:mc="http://schemas.openxmlformats.org/markup-compatibility/2006" xmlns:aink="http://schemas.microsoft.com/office/drawing/2016/ink" xmlns:am3d="http://schemas.microsoft.com/office/drawing/2017/model3d" xmlns:o="urn:schemas-microsoft-com:office:office" xmlns:oel="http://schemas.microsoft.com/office/2019/extlst" xmlns:r="http://schemas.openxmlformats.org/officeDocument/2006/relationships" xmlns:m="http://schemas.openxmlformats.org/officeDocument/2006/math" xmlns:v="urn:schemas-microsoft-com:vml" xmlns:wp14="http://schemas.microsoft.com/office/word/2010/wordprocessingDrawing" xmlns:wp="http://schemas.openxmlformats.org/drawingml/2006/wordprocessingDrawing" xmlns:w10="urn:schemas-microsoft-com:office:word" xmlns:w="http://schemas.openxmlformats.org/wordprocessingml/2006/main" xmlns:w14="http://schemas.microsoft.com/office/word/2010/wordml" xmlns:w15="http://schemas.microsoft.com/office/word/2012/wordml" xmlns:w16cex="http://schemas.microsoft.com/office/word/2018/wordml/cex" xmlns:w16cid="http://schemas.microsoft.com/office/word/2016/wordml/cid" xmlns:w16="http://schemas.microsoft.com/office/word/2018/wordml" xmlns:w16sdtdh="http://schemas.microsoft.com/office/word/2020/wordml/sdtdatahash" xmlns:w16se="http://schemas.microsoft.com/office/word/2015/wordml/symex" xmlns:wpg="http://schemas.microsoft.com/office/word/2010/wordprocessingGroup" xmlns:wpi="http://schemas.microsoft.com/office/word/2010/wordprocessingInk" xmlns:wne="http://schemas.microsoft.com/office/word/2006/wordml" xmlns:wps="http://schemas.microsoft.com/office/word/2010/wordprocessingShape" mc:Ignorable="w14 w15 w16se w16cid w16 w16cex w16sdtdh wp14">
+<w:ftr xmlns:wpc="http://schemas.microsoft.com/office/word/2010/wordprocessingCanvas" xmlns:cx="http://schemas.microsoft.com/office/drawing/2014/chartex" xmlns:cx1="http://schemas.microsoft.com/office/drawing/2015/9/8/chartex" xmlns:cx2="http://schemas.microsoft.com/office/drawing/2015/10/21/chartex" xmlns:cx3="http://schemas.microsoft.com/office/drawing/2016/5/9/chartex" xmlns:cx4="http://schemas.microsoft.com/office/drawing/2016/5/10/chartex" xmlns:cx5="http://schemas.microsoft.com/office/drawing/2016/5/11/chartex" xmlns:cx6="http://schemas.microsoft.com/office/drawing/2016/5/12/chartex" xmlns:cx7="http://schemas.microsoft.com/office/drawing/2016/5/13/chartex" xmlns:cx8="http://schemas.microsoft.com/office/drawing/2016/5/14/chartex" xmlns:mc="http://schemas.openxmlformats.org/markup-compatibility/2006" xmlns:aink="http://schemas.microsoft.com/office/drawing/2016/ink" xmlns:am3d="http://schemas.microsoft.com/office/drawing/2017/model3d" xmlns:o="urn:schemas-microsoft-com:office:office" xmlns:oel="http://schemas.microsoft.com/office/2019/extlst" xmlns:r="http://schemas.openxmlformats.org/officeDocument/2006/relationships" xmlns:m="http://schemas.openxmlformats.org/officeDocument/2006/math" xmlns:v="urn:schemas-microsoft-com:vml" xmlns:wp14="http://schemas.microsoft.com/office/word/2010/wordprocessingDrawing" xmlns:wp="http://schemas.openxmlformats.org/drawingml/2006/wordprocessingDrawing" xmlns:w10="urn:schemas-microsoft-com:office:word" xmlns:w="http://schemas.openxmlformats.org/wordprocessingml/2006/main" xmlns:w14="http://schemas.microsoft.com/office/word/2010/wordml" xmlns:w15="http://schemas.microsoft.com/office/word/2012/wordml" xmlns:w16cex="http://schemas.microsoft.com/office/word/2018/wordml/cex" xmlns:w16cid="http://schemas.microsoft.com/office/word/2016/wordml/cid" xmlns:w16="http://schemas.microsoft.com/office/word/2018/wordml" xmlns:w16du="http://schemas.microsoft.com/office/word/2023/wordml/word16du" xmlns:w16sdtdh="http://schemas.microsoft.com/office/word/2020/wordml/sdtdatahash" xmlns:w16sdtfl="http://schemas.microsoft.com/office/word/2024/wordml/sdtformatlock" xmlns:w16se="http://schemas.microsoft.com/office/word/2015/wordml/symex" xmlns:wpg="http://schemas.microsoft.com/office/word/2010/wordprocessingGroup" xmlns:wpi="http://schemas.microsoft.com/office/word/2010/wordprocessingInk" xmlns:wne="http://schemas.microsoft.com/office/word/2006/wordml" xmlns:wps="http://schemas.microsoft.com/office/word/2010/wordprocessingShape" mc:Ignorable="w14 w15 w16se w16cid w16 w16cex w16sdtdh w16sdtfl w16du wp14">
   <w:p>
     <w:pPr>
       <w:pStyle w:val="Footer"/>
@@ -4528,7 +4269,10 @@
       <w:t>20</w:t>
     </w:r>
     <w:r>
-      <w:t>23</w:t>
+      <w:t>2</w:t>
+    </w:r>
+    <w:r>
+      <w:t>5</w:t>
     </w:r>
     <w:r>
       <w:t xml:space="preserve"> </w:t>
@@ -4620,7 +4364,7 @@
 </file>
 
 <file path=word/footer2.xml><?xml version="1.0" encoding="utf-8"?>
-<w:ftr xmlns:wpc="http://schemas.microsoft.com/office/word/2010/wordprocessingCanvas" xmlns:cx="http://schemas.microsoft.com/office/drawing/2014/chartex" xmlns:cx1="http://schemas.microsoft.com/office/drawing/2015/9/8/chartex" xmlns:cx2="http://schemas.microsoft.com/office/drawing/2015/10/21/chartex" xmlns:cx3="http://schemas.microsoft.com/office/drawing/2016/5/9/chartex" xmlns:cx4="http://schemas.microsoft.com/office/drawing/2016/5/10/chartex" xmlns:cx5="http://schemas.microsoft.com/office/drawing/2016/5/11/chartex" xmlns:cx6="http://schemas.microsoft.com/office/drawing/2016/5/12/chartex" xmlns:cx7="http://schemas.microsoft.com/office/drawing/2016/5/13/chartex" xmlns:cx8="http://schemas.microsoft.com/office/drawing/2016/5/14/chartex" xmlns:mc="http://schemas.openxmlformats.org/markup-compatibility/2006" xmlns:aink="http://schemas.microsoft.com/office/drawing/2016/ink" xmlns:am3d="http://schemas.microsoft.com/office/drawing/2017/model3d" xmlns:o="urn:schemas-microsoft-com:office:office" xmlns:oel="http://schemas.microsoft.com/office/2019/extlst" xmlns:r="http://schemas.openxmlformats.org/officeDocument/2006/relationships" xmlns:m="http://schemas.openxmlformats.org/officeDocument/2006/math" xmlns:v="urn:schemas-microsoft-com:vml" xmlns:wp14="http://schemas.microsoft.com/office/word/2010/wordprocessingDrawing" xmlns:wp="http://schemas.openxmlformats.org/drawingml/2006/wordprocessingDrawing" xmlns:w10="urn:schemas-microsoft-com:office:word" xmlns:w="http://schemas.openxmlformats.org/wordprocessingml/2006/main" xmlns:w14="http://schemas.microsoft.com/office/word/2010/wordml" xmlns:w15="http://schemas.microsoft.com/office/word/2012/wordml" xmlns:w16cex="http://schemas.microsoft.com/office/word/2018/wordml/cex" xmlns:w16cid="http://schemas.microsoft.com/office/word/2016/wordml/cid" xmlns:w16="http://schemas.microsoft.com/office/word/2018/wordml" xmlns:w16sdtdh="http://schemas.microsoft.com/office/word/2020/wordml/sdtdatahash" xmlns:w16se="http://schemas.microsoft.com/office/word/2015/wordml/symex" xmlns:wpg="http://schemas.microsoft.com/office/word/2010/wordprocessingGroup" xmlns:wpi="http://schemas.microsoft.com/office/word/2010/wordprocessingInk" xmlns:wne="http://schemas.microsoft.com/office/word/2006/wordml" xmlns:wps="http://schemas.microsoft.com/office/word/2010/wordprocessingShape" mc:Ignorable="w14 w15 w16se w16cid w16 w16cex w16sdtdh wp14">
+<w:ftr xmlns:wpc="http://schemas.microsoft.com/office/word/2010/wordprocessingCanvas" xmlns:cx="http://schemas.microsoft.com/office/drawing/2014/chartex" xmlns:cx1="http://schemas.microsoft.com/office/drawing/2015/9/8/chartex" xmlns:cx2="http://schemas.microsoft.com/office/drawing/2015/10/21/chartex" xmlns:cx3="http://schemas.microsoft.com/office/drawing/2016/5/9/chartex" xmlns:cx4="http://schemas.microsoft.com/office/drawing/2016/5/10/chartex" xmlns:cx5="http://schemas.microsoft.com/office/drawing/2016/5/11/chartex" xmlns:cx6="http://schemas.microsoft.com/office/drawing/2016/5/12/chartex" xmlns:cx7="http://schemas.microsoft.com/office/drawing/2016/5/13/chartex" xmlns:cx8="http://schemas.microsoft.com/office/drawing/2016/5/14/chartex" xmlns:mc="http://schemas.openxmlformats.org/markup-compatibility/2006" xmlns:aink="http://schemas.microsoft.com/office/drawing/2016/ink" xmlns:am3d="http://schemas.microsoft.com/office/drawing/2017/model3d" xmlns:o="urn:schemas-microsoft-com:office:office" xmlns:oel="http://schemas.microsoft.com/office/2019/extlst" xmlns:r="http://schemas.openxmlformats.org/officeDocument/2006/relationships" xmlns:m="http://schemas.openxmlformats.org/officeDocument/2006/math" xmlns:v="urn:schemas-microsoft-com:vml" xmlns:wp14="http://schemas.microsoft.com/office/word/2010/wordprocessingDrawing" xmlns:wp="http://schemas.openxmlformats.org/drawingml/2006/wordprocessingDrawing" xmlns:w10="urn:schemas-microsoft-com:office:word" xmlns:w="http://schemas.openxmlformats.org/wordprocessingml/2006/main" xmlns:w14="http://schemas.microsoft.com/office/word/2010/wordml" xmlns:w15="http://schemas.microsoft.com/office/word/2012/wordml" xmlns:w16cex="http://schemas.microsoft.com/office/word/2018/wordml/cex" xmlns:w16cid="http://schemas.microsoft.com/office/word/2016/wordml/cid" xmlns:w16="http://schemas.microsoft.com/office/word/2018/wordml" xmlns:w16du="http://schemas.microsoft.com/office/word/2023/wordml/word16du" xmlns:w16sdtdh="http://schemas.microsoft.com/office/word/2020/wordml/sdtdatahash" xmlns:w16sdtfl="http://schemas.microsoft.com/office/word/2024/wordml/sdtformatlock" xmlns:w16se="http://schemas.microsoft.com/office/word/2015/wordml/symex" xmlns:wpg="http://schemas.microsoft.com/office/word/2010/wordprocessingGroup" xmlns:wpi="http://schemas.microsoft.com/office/word/2010/wordprocessingInk" xmlns:wne="http://schemas.microsoft.com/office/word/2006/wordml" xmlns:wps="http://schemas.microsoft.com/office/word/2010/wordprocessingShape" mc:Ignorable="w14 w15 w16se w16cid w16 w16cex w16sdtdh w16sdtfl w16du wp14">
   <w:p>
     <w:pPr>
       <w:pStyle w:val="Footer"/>
@@ -4635,7 +4379,10 @@
       <w:t xml:space="preserve"> 20</w:t>
     </w:r>
     <w:r>
-      <w:t>23</w:t>
+      <w:t>2</w:t>
+    </w:r>
+    <w:r>
+      <w:t>5</w:t>
     </w:r>
     <w:r>
       <w:t xml:space="preserve"> </w:t>
@@ -4727,7 +4474,7 @@
 </file>
 
 <file path=word/footnotes.xml><?xml version="1.0" encoding="utf-8"?>
-<w:footnotes xmlns:wpc="http://schemas.microsoft.com/office/word/2010/wordprocessingCanvas" xmlns:cx="http://schemas.microsoft.com/office/drawing/2014/chartex" xmlns:cx1="http://schemas.microsoft.com/office/drawing/2015/9/8/chartex" xmlns:cx2="http://schemas.microsoft.com/office/drawing/2015/10/21/chartex" xmlns:cx3="http://schemas.microsoft.com/office/drawing/2016/5/9/chartex" xmlns:cx4="http://schemas.microsoft.com/office/drawing/2016/5/10/chartex" xmlns:cx5="http://schemas.microsoft.com/office/drawing/2016/5/11/chartex" xmlns:cx6="http://schemas.microsoft.com/office/drawing/2016/5/12/chartex" xmlns:cx7="http://schemas.microsoft.com/office/drawing/2016/5/13/chartex" xmlns:cx8="http://schemas.microsoft.com/office/drawing/2016/5/14/chartex" xmlns:mc="http://schemas.openxmlformats.org/markup-compatibility/2006" xmlns:aink="http://schemas.microsoft.com/office/drawing/2016/ink" xmlns:am3d="http://schemas.microsoft.com/office/drawing/2017/model3d" xmlns:o="urn:schemas-microsoft-com:office:office" xmlns:oel="http://schemas.microsoft.com/office/2019/extlst" xmlns:r="http://schemas.openxmlformats.org/officeDocument/2006/relationships" xmlns:m="http://schemas.openxmlformats.org/officeDocument/2006/math" xmlns:v="urn:schemas-microsoft-com:vml" xmlns:wp14="http://schemas.microsoft.com/office/word/2010/wordprocessingDrawing" xmlns:wp="http://schemas.openxmlformats.org/drawingml/2006/wordprocessingDrawing" xmlns:w10="urn:schemas-microsoft-com:office:word" xmlns:w="http://schemas.openxmlformats.org/wordprocessingml/2006/main" xmlns:w14="http://schemas.microsoft.com/office/word/2010/wordml" xmlns:w15="http://schemas.microsoft.com/office/word/2012/wordml" xmlns:w16cex="http://schemas.microsoft.com/office/word/2018/wordml/cex" xmlns:w16cid="http://schemas.microsoft.com/office/word/2016/wordml/cid" xmlns:w16="http://schemas.microsoft.com/office/word/2018/wordml" xmlns:w16sdtdh="http://schemas.microsoft.com/office/word/2020/wordml/sdtdatahash" xmlns:w16se="http://schemas.microsoft.com/office/word/2015/wordml/symex" xmlns:wpg="http://schemas.microsoft.com/office/word/2010/wordprocessingGroup" xmlns:wpi="http://schemas.microsoft.com/office/word/2010/wordprocessingInk" xmlns:wne="http://schemas.microsoft.com/office/word/2006/wordml" xmlns:wps="http://schemas.microsoft.com/office/word/2010/wordprocessingShape" mc:Ignorable="w14 w15 w16se w16cid w16 w16cex w16sdtdh wp14">
+<w:footnotes xmlns:wpc="http://schemas.microsoft.com/office/word/2010/wordprocessingCanvas" xmlns:cx="http://schemas.microsoft.com/office/drawing/2014/chartex" xmlns:cx1="http://schemas.microsoft.com/office/drawing/2015/9/8/chartex" xmlns:cx2="http://schemas.microsoft.com/office/drawing/2015/10/21/chartex" xmlns:cx3="http://schemas.microsoft.com/office/drawing/2016/5/9/chartex" xmlns:cx4="http://schemas.microsoft.com/office/drawing/2016/5/10/chartex" xmlns:cx5="http://schemas.microsoft.com/office/drawing/2016/5/11/chartex" xmlns:cx6="http://schemas.microsoft.com/office/drawing/2016/5/12/chartex" xmlns:cx7="http://schemas.microsoft.com/office/drawing/2016/5/13/chartex" xmlns:cx8="http://schemas.microsoft.com/office/drawing/2016/5/14/chartex" xmlns:mc="http://schemas.openxmlformats.org/markup-compatibility/2006" xmlns:aink="http://schemas.microsoft.com/office/drawing/2016/ink" xmlns:am3d="http://schemas.microsoft.com/office/drawing/2017/model3d" xmlns:o="urn:schemas-microsoft-com:office:office" xmlns:oel="http://schemas.microsoft.com/office/2019/extlst" xmlns:r="http://schemas.openxmlformats.org/officeDocument/2006/relationships" xmlns:m="http://schemas.openxmlformats.org/officeDocument/2006/math" xmlns:v="urn:schemas-microsoft-com:vml" xmlns:wp14="http://schemas.microsoft.com/office/word/2010/wordprocessingDrawing" xmlns:wp="http://schemas.openxmlformats.org/drawingml/2006/wordprocessingDrawing" xmlns:w10="urn:schemas-microsoft-com:office:word" xmlns:w="http://schemas.openxmlformats.org/wordprocessingml/2006/main" xmlns:w14="http://schemas.microsoft.com/office/word/2010/wordml" xmlns:w15="http://schemas.microsoft.com/office/word/2012/wordml" xmlns:w16cex="http://schemas.microsoft.com/office/word/2018/wordml/cex" xmlns:w16cid="http://schemas.microsoft.com/office/word/2016/wordml/cid" xmlns:w16="http://schemas.microsoft.com/office/word/2018/wordml" xmlns:w16du="http://schemas.microsoft.com/office/word/2023/wordml/word16du" xmlns:w16sdtdh="http://schemas.microsoft.com/office/word/2020/wordml/sdtdatahash" xmlns:w16sdtfl="http://schemas.microsoft.com/office/word/2024/wordml/sdtformatlock" xmlns:w16se="http://schemas.microsoft.com/office/word/2015/wordml/symex" xmlns:wpg="http://schemas.microsoft.com/office/word/2010/wordprocessingGroup" xmlns:wpi="http://schemas.microsoft.com/office/word/2010/wordprocessingInk" xmlns:wne="http://schemas.microsoft.com/office/word/2006/wordml" xmlns:wps="http://schemas.microsoft.com/office/word/2010/wordprocessingShape" mc:Ignorable="w14 w15 w16se w16cid w16 w16cex w16sdtdh w16sdtfl w16du wp14">
   <w:footnote w:type="separator" w:id="-1">
     <w:p>
       <w:pPr>
@@ -4760,7 +4507,7 @@
 </file>
 
 <file path=word/header1.xml><?xml version="1.0" encoding="utf-8"?>
-<w:hdr xmlns:wpc="http://schemas.microsoft.com/office/word/2010/wordprocessingCanvas" xmlns:cx="http://schemas.microsoft.com/office/drawing/2014/chartex" xmlns:cx1="http://schemas.microsoft.com/office/drawing/2015/9/8/chartex" xmlns:cx2="http://schemas.microsoft.com/office/drawing/2015/10/21/chartex" xmlns:cx3="http://schemas.microsoft.com/office/drawing/2016/5/9/chartex" xmlns:cx4="http://schemas.microsoft.com/office/drawing/2016/5/10/chartex" xmlns:cx5="http://schemas.microsoft.com/office/drawing/2016/5/11/chartex" xmlns:cx6="http://schemas.microsoft.com/office/drawing/2016/5/12/chartex" xmlns:cx7="http://schemas.microsoft.com/office/drawing/2016/5/13/chartex" xmlns:cx8="http://schemas.microsoft.com/office/drawing/2016/5/14/chartex" xmlns:mc="http://schemas.openxmlformats.org/markup-compatibility/2006" xmlns:aink="http://schemas.microsoft.com/office/drawing/2016/ink" xmlns:am3d="http://schemas.microsoft.com/office/drawing/2017/model3d" xmlns:o="urn:schemas-microsoft-com:office:office" xmlns:oel="http://schemas.microsoft.com/office/2019/extlst" xmlns:r="http://schemas.openxmlformats.org/officeDocument/2006/relationships" xmlns:m="http://schemas.openxmlformats.org/officeDocument/2006/math" xmlns:v="urn:schemas-microsoft-com:vml" xmlns:wp14="http://schemas.microsoft.com/office/word/2010/wordprocessingDrawing" xmlns:wp="http://schemas.openxmlformats.org/drawingml/2006/wordprocessingDrawing" xmlns:w10="urn:schemas-microsoft-com:office:word" xmlns:w="http://schemas.openxmlformats.org/wordprocessingml/2006/main" xmlns:w14="http://schemas.microsoft.com/office/word/2010/wordml" xmlns:w15="http://schemas.microsoft.com/office/word/2012/wordml" xmlns:w16cex="http://schemas.microsoft.com/office/word/2018/wordml/cex" xmlns:w16cid="http://schemas.microsoft.com/office/word/2016/wordml/cid" xmlns:w16="http://schemas.microsoft.com/office/word/2018/wordml" xmlns:w16sdtdh="http://schemas.microsoft.com/office/word/2020/wordml/sdtdatahash" xmlns:w16se="http://schemas.microsoft.com/office/word/2015/wordml/symex" xmlns:wpg="http://schemas.microsoft.com/office/word/2010/wordprocessingGroup" xmlns:wpi="http://schemas.microsoft.com/office/word/2010/wordprocessingInk" xmlns:wne="http://schemas.microsoft.com/office/word/2006/wordml" xmlns:wps="http://schemas.microsoft.com/office/word/2010/wordprocessingShape" mc:Ignorable="w14 w15 w16se w16cid w16 w16cex w16sdtdh wp14">
+<w:hdr xmlns:wpc="http://schemas.microsoft.com/office/word/2010/wordprocessingCanvas" xmlns:cx="http://schemas.microsoft.com/office/drawing/2014/chartex" xmlns:cx1="http://schemas.microsoft.com/office/drawing/2015/9/8/chartex" xmlns:cx2="http://schemas.microsoft.com/office/drawing/2015/10/21/chartex" xmlns:cx3="http://schemas.microsoft.com/office/drawing/2016/5/9/chartex" xmlns:cx4="http://schemas.microsoft.com/office/drawing/2016/5/10/chartex" xmlns:cx5="http://schemas.microsoft.com/office/drawing/2016/5/11/chartex" xmlns:cx6="http://schemas.microsoft.com/office/drawing/2016/5/12/chartex" xmlns:cx7="http://schemas.microsoft.com/office/drawing/2016/5/13/chartex" xmlns:cx8="http://schemas.microsoft.com/office/drawing/2016/5/14/chartex" xmlns:mc="http://schemas.openxmlformats.org/markup-compatibility/2006" xmlns:aink="http://schemas.microsoft.com/office/drawing/2016/ink" xmlns:am3d="http://schemas.microsoft.com/office/drawing/2017/model3d" xmlns:o="urn:schemas-microsoft-com:office:office" xmlns:oel="http://schemas.microsoft.com/office/2019/extlst" xmlns:r="http://schemas.openxmlformats.org/officeDocument/2006/relationships" xmlns:m="http://schemas.openxmlformats.org/officeDocument/2006/math" xmlns:v="urn:schemas-microsoft-com:vml" xmlns:wp14="http://schemas.microsoft.com/office/word/2010/wordprocessingDrawing" xmlns:wp="http://schemas.openxmlformats.org/drawingml/2006/wordprocessingDrawing" xmlns:w10="urn:schemas-microsoft-com:office:word" xmlns:w="http://schemas.openxmlformats.org/wordprocessingml/2006/main" xmlns:w14="http://schemas.microsoft.com/office/word/2010/wordml" xmlns:w15="http://schemas.microsoft.com/office/word/2012/wordml" xmlns:w16cex="http://schemas.microsoft.com/office/word/2018/wordml/cex" xmlns:w16cid="http://schemas.microsoft.com/office/word/2016/wordml/cid" xmlns:w16="http://schemas.microsoft.com/office/word/2018/wordml" xmlns:w16du="http://schemas.microsoft.com/office/word/2023/wordml/word16du" xmlns:w16sdtdh="http://schemas.microsoft.com/office/word/2020/wordml/sdtdatahash" xmlns:w16sdtfl="http://schemas.microsoft.com/office/word/2024/wordml/sdtformatlock" xmlns:w16se="http://schemas.microsoft.com/office/word/2015/wordml/symex" xmlns:wpg="http://schemas.microsoft.com/office/word/2010/wordprocessingGroup" xmlns:wpi="http://schemas.microsoft.com/office/word/2010/wordprocessingInk" xmlns:wne="http://schemas.microsoft.com/office/word/2006/wordml" xmlns:wps="http://schemas.microsoft.com/office/word/2010/wordprocessingShape" mc:Ignorable="w14 w15 w16se w16cid w16 w16cex w16sdtdh w16sdtfl w16du wp14">
   <w:p>
     <w:pPr>
       <w:pStyle w:val="PageHead"/>
@@ -4773,7 +4520,7 @@
 </file>
 
 <file path=word/header2.xml><?xml version="1.0" encoding="utf-8"?>
-<w:hdr xmlns:wpc="http://schemas.microsoft.com/office/word/2010/wordprocessingCanvas" xmlns:cx="http://schemas.microsoft.com/office/drawing/2014/chartex" xmlns:cx1="http://schemas.microsoft.com/office/drawing/2015/9/8/chartex" xmlns:cx2="http://schemas.microsoft.com/office/drawing/2015/10/21/chartex" xmlns:cx3="http://schemas.microsoft.com/office/drawing/2016/5/9/chartex" xmlns:cx4="http://schemas.microsoft.com/office/drawing/2016/5/10/chartex" xmlns:cx5="http://schemas.microsoft.com/office/drawing/2016/5/11/chartex" xmlns:cx6="http://schemas.microsoft.com/office/drawing/2016/5/12/chartex" xmlns:cx7="http://schemas.microsoft.com/office/drawing/2016/5/13/chartex" xmlns:cx8="http://schemas.microsoft.com/office/drawing/2016/5/14/chartex" xmlns:mc="http://schemas.openxmlformats.org/markup-compatibility/2006" xmlns:aink="http://schemas.microsoft.com/office/drawing/2016/ink" xmlns:am3d="http://schemas.microsoft.com/office/drawing/2017/model3d" xmlns:o="urn:schemas-microsoft-com:office:office" xmlns:oel="http://schemas.microsoft.com/office/2019/extlst" xmlns:r="http://schemas.openxmlformats.org/officeDocument/2006/relationships" xmlns:m="http://schemas.openxmlformats.org/officeDocument/2006/math" xmlns:v="urn:schemas-microsoft-com:vml" xmlns:wp14="http://schemas.microsoft.com/office/word/2010/wordprocessingDrawing" xmlns:wp="http://schemas.openxmlformats.org/drawingml/2006/wordprocessingDrawing" xmlns:w10="urn:schemas-microsoft-com:office:word" xmlns:w="http://schemas.openxmlformats.org/wordprocessingml/2006/main" xmlns:w14="http://schemas.microsoft.com/office/word/2010/wordml" xmlns:w15="http://schemas.microsoft.com/office/word/2012/wordml" xmlns:w16cex="http://schemas.microsoft.com/office/word/2018/wordml/cex" xmlns:w16cid="http://schemas.microsoft.com/office/word/2016/wordml/cid" xmlns:w16="http://schemas.microsoft.com/office/word/2018/wordml" xmlns:w16sdtdh="http://schemas.microsoft.com/office/word/2020/wordml/sdtdatahash" xmlns:w16se="http://schemas.microsoft.com/office/word/2015/wordml/symex" xmlns:wpg="http://schemas.microsoft.com/office/word/2010/wordprocessingGroup" xmlns:wpi="http://schemas.microsoft.com/office/word/2010/wordprocessingInk" xmlns:wne="http://schemas.microsoft.com/office/word/2006/wordml" xmlns:wps="http://schemas.microsoft.com/office/word/2010/wordprocessingShape" mc:Ignorable="w14 w15 w16se w16cid w16 w16cex w16sdtdh wp14">
+<w:hdr xmlns:wpc="http://schemas.microsoft.com/office/word/2010/wordprocessingCanvas" xmlns:cx="http://schemas.microsoft.com/office/drawing/2014/chartex" xmlns:cx1="http://schemas.microsoft.com/office/drawing/2015/9/8/chartex" xmlns:cx2="http://schemas.microsoft.com/office/drawing/2015/10/21/chartex" xmlns:cx3="http://schemas.microsoft.com/office/drawing/2016/5/9/chartex" xmlns:cx4="http://schemas.microsoft.com/office/drawing/2016/5/10/chartex" xmlns:cx5="http://schemas.microsoft.com/office/drawing/2016/5/11/chartex" xmlns:cx6="http://schemas.microsoft.com/office/drawing/2016/5/12/chartex" xmlns:cx7="http://schemas.microsoft.com/office/drawing/2016/5/13/chartex" xmlns:cx8="http://schemas.microsoft.com/office/drawing/2016/5/14/chartex" xmlns:mc="http://schemas.openxmlformats.org/markup-compatibility/2006" xmlns:aink="http://schemas.microsoft.com/office/drawing/2016/ink" xmlns:am3d="http://schemas.microsoft.com/office/drawing/2017/model3d" xmlns:o="urn:schemas-microsoft-com:office:office" xmlns:oel="http://schemas.microsoft.com/office/2019/extlst" xmlns:r="http://schemas.openxmlformats.org/officeDocument/2006/relationships" xmlns:m="http://schemas.openxmlformats.org/officeDocument/2006/math" xmlns:v="urn:schemas-microsoft-com:vml" xmlns:wp14="http://schemas.microsoft.com/office/word/2010/wordprocessingDrawing" xmlns:wp="http://schemas.openxmlformats.org/drawingml/2006/wordprocessingDrawing" xmlns:w10="urn:schemas-microsoft-com:office:word" xmlns:w="http://schemas.openxmlformats.org/wordprocessingml/2006/main" xmlns:w14="http://schemas.microsoft.com/office/word/2010/wordml" xmlns:w15="http://schemas.microsoft.com/office/word/2012/wordml" xmlns:w16cex="http://schemas.microsoft.com/office/word/2018/wordml/cex" xmlns:w16cid="http://schemas.microsoft.com/office/word/2016/wordml/cid" xmlns:w16="http://schemas.microsoft.com/office/word/2018/wordml" xmlns:w16du="http://schemas.microsoft.com/office/word/2023/wordml/word16du" xmlns:w16sdtdh="http://schemas.microsoft.com/office/word/2020/wordml/sdtdatahash" xmlns:w16sdtfl="http://schemas.microsoft.com/office/word/2024/wordml/sdtformatlock" xmlns:w16se="http://schemas.microsoft.com/office/word/2015/wordml/symex" xmlns:wpg="http://schemas.microsoft.com/office/word/2010/wordprocessingGroup" xmlns:wpi="http://schemas.microsoft.com/office/word/2010/wordprocessingInk" xmlns:wne="http://schemas.microsoft.com/office/word/2006/wordml" xmlns:wps="http://schemas.microsoft.com/office/word/2010/wordprocessingShape" mc:Ignorable="w14 w15 w16se w16cid w16 w16cex w16sdtdh w16sdtfl w16du wp14">
   <w:p>
     <w:pPr>
       <w:pStyle w:val="Header"/>
@@ -4836,7 +4583,7 @@
 </file>
 
 <file path=word/numbering.xml><?xml version="1.0" encoding="utf-8"?>
-<w:numbering xmlns:wpc="http://schemas.microsoft.com/office/word/2010/wordprocessingCanvas" xmlns:cx="http://schemas.microsoft.com/office/drawing/2014/chartex" xmlns:cx1="http://schemas.microsoft.com/office/drawing/2015/9/8/chartex" xmlns:cx2="http://schemas.microsoft.com/office/drawing/2015/10/21/chartex" xmlns:cx3="http://schemas.microsoft.com/office/drawing/2016/5/9/chartex" xmlns:cx4="http://schemas.microsoft.com/office/drawing/2016/5/10/chartex" xmlns:cx5="http://schemas.microsoft.com/office/drawing/2016/5/11/chartex" xmlns:cx6="http://schemas.microsoft.com/office/drawing/2016/5/12/chartex" xmlns:cx7="http://schemas.microsoft.com/office/drawing/2016/5/13/chartex" xmlns:cx8="http://schemas.microsoft.com/office/drawing/2016/5/14/chartex" xmlns:mc="http://schemas.openxmlformats.org/markup-compatibility/2006" xmlns:aink="http://schemas.microsoft.com/office/drawing/2016/ink" xmlns:am3d="http://schemas.microsoft.com/office/drawing/2017/model3d" xmlns:o="urn:schemas-microsoft-com:office:office" xmlns:oel="http://schemas.microsoft.com/office/2019/extlst" xmlns:r="http://schemas.openxmlformats.org/officeDocument/2006/relationships" xmlns:m="http://schemas.openxmlformats.org/officeDocument/2006/math" xmlns:v="urn:schemas-microsoft-com:vml" xmlns:wp14="http://schemas.microsoft.com/office/word/2010/wordprocessingDrawing" xmlns:wp="http://schemas.openxmlformats.org/drawingml/2006/wordprocessingDrawing" xmlns:w10="urn:schemas-microsoft-com:office:word" xmlns:w="http://schemas.openxmlformats.org/wordprocessingml/2006/main" xmlns:w14="http://schemas.microsoft.com/office/word/2010/wordml" xmlns:w15="http://schemas.microsoft.com/office/word/2012/wordml" xmlns:w16cex="http://schemas.microsoft.com/office/word/2018/wordml/cex" xmlns:w16cid="http://schemas.microsoft.com/office/word/2016/wordml/cid" xmlns:w16="http://schemas.microsoft.com/office/word/2018/wordml" xmlns:w16sdtdh="http://schemas.microsoft.com/office/word/2020/wordml/sdtdatahash" xmlns:w16se="http://schemas.microsoft.com/office/word/2015/wordml/symex" xmlns:wpg="http://schemas.microsoft.com/office/word/2010/wordprocessingGroup" xmlns:wpi="http://schemas.microsoft.com/office/word/2010/wordprocessingInk" xmlns:wne="http://schemas.microsoft.com/office/word/2006/wordml" xmlns:wps="http://schemas.microsoft.com/office/word/2010/wordprocessingShape" mc:Ignorable="w14 w15 w16se w16cid w16 w16cex w16sdtdh wp14">
+<w:numbering xmlns:wpc="http://schemas.microsoft.com/office/word/2010/wordprocessingCanvas" xmlns:cx="http://schemas.microsoft.com/office/drawing/2014/chartex" xmlns:cx1="http://schemas.microsoft.com/office/drawing/2015/9/8/chartex" xmlns:cx2="http://schemas.microsoft.com/office/drawing/2015/10/21/chartex" xmlns:cx3="http://schemas.microsoft.com/office/drawing/2016/5/9/chartex" xmlns:cx4="http://schemas.microsoft.com/office/drawing/2016/5/10/chartex" xmlns:cx5="http://schemas.microsoft.com/office/drawing/2016/5/11/chartex" xmlns:cx6="http://schemas.microsoft.com/office/drawing/2016/5/12/chartex" xmlns:cx7="http://schemas.microsoft.com/office/drawing/2016/5/13/chartex" xmlns:cx8="http://schemas.microsoft.com/office/drawing/2016/5/14/chartex" xmlns:mc="http://schemas.openxmlformats.org/markup-compatibility/2006" xmlns:aink="http://schemas.microsoft.com/office/drawing/2016/ink" xmlns:am3d="http://schemas.microsoft.com/office/drawing/2017/model3d" xmlns:o="urn:schemas-microsoft-com:office:office" xmlns:oel="http://schemas.microsoft.com/office/2019/extlst" xmlns:r="http://schemas.openxmlformats.org/officeDocument/2006/relationships" xmlns:m="http://schemas.openxmlformats.org/officeDocument/2006/math" xmlns:v="urn:schemas-microsoft-com:vml" xmlns:wp14="http://schemas.microsoft.com/office/word/2010/wordprocessingDrawing" xmlns:wp="http://schemas.openxmlformats.org/drawingml/2006/wordprocessingDrawing" xmlns:w10="urn:schemas-microsoft-com:office:word" xmlns:w="http://schemas.openxmlformats.org/wordprocessingml/2006/main" xmlns:w14="http://schemas.microsoft.com/office/word/2010/wordml" xmlns:w15="http://schemas.microsoft.com/office/word/2012/wordml" xmlns:w16cex="http://schemas.microsoft.com/office/word/2018/wordml/cex" xmlns:w16cid="http://schemas.microsoft.com/office/word/2016/wordml/cid" xmlns:w16="http://schemas.microsoft.com/office/word/2018/wordml" xmlns:w16du="http://schemas.microsoft.com/office/word/2023/wordml/word16du" xmlns:w16sdtdh="http://schemas.microsoft.com/office/word/2020/wordml/sdtdatahash" xmlns:w16sdtfl="http://schemas.microsoft.com/office/word/2024/wordml/sdtformatlock" xmlns:w16se="http://schemas.microsoft.com/office/word/2015/wordml/symex" xmlns:wpg="http://schemas.microsoft.com/office/word/2010/wordprocessingGroup" xmlns:wpi="http://schemas.microsoft.com/office/word/2010/wordprocessingInk" xmlns:wne="http://schemas.microsoft.com/office/word/2006/wordml" xmlns:wps="http://schemas.microsoft.com/office/word/2010/wordprocessingShape" mc:Ignorable="w14 w15 w16se w16cid w16 w16cex w16sdtdh w16sdtfl w16du wp14">
   <w:abstractNum w:abstractNumId="0" w15:restartNumberingAfterBreak="0">
     <w:nsid w:val="035571F7"/>
     <w:multiLevelType w:val="hybridMultilevel"/>
@@ -5926,7 +5673,7 @@
 </file>
 
 <file path=word/styles.xml><?xml version="1.0" encoding="utf-8"?>
-<w:styles xmlns:mc="http://schemas.openxmlformats.org/markup-compatibility/2006" xmlns:r="http://schemas.openxmlformats.org/officeDocument/2006/relationships" xmlns:w="http://schemas.openxmlformats.org/wordprocessingml/2006/main" xmlns:w14="http://schemas.microsoft.com/office/word/2010/wordml" xmlns:w15="http://schemas.microsoft.com/office/word/2012/wordml" xmlns:w16cex="http://schemas.microsoft.com/office/word/2018/wordml/cex" xmlns:w16cid="http://schemas.microsoft.com/office/word/2016/wordml/cid" xmlns:w16="http://schemas.microsoft.com/office/word/2018/wordml" xmlns:w16sdtdh="http://schemas.microsoft.com/office/word/2020/wordml/sdtdatahash" xmlns:w16se="http://schemas.microsoft.com/office/word/2015/wordml/symex" mc:Ignorable="w14 w15 w16se w16cid w16 w16cex w16sdtdh">
+<w:styles xmlns:mc="http://schemas.openxmlformats.org/markup-compatibility/2006" xmlns:r="http://schemas.openxmlformats.org/officeDocument/2006/relationships" xmlns:w="http://schemas.openxmlformats.org/wordprocessingml/2006/main" xmlns:w14="http://schemas.microsoft.com/office/word/2010/wordml" xmlns:w15="http://schemas.microsoft.com/office/word/2012/wordml" xmlns:w16cex="http://schemas.microsoft.com/office/word/2018/wordml/cex" xmlns:w16cid="http://schemas.microsoft.com/office/word/2016/wordml/cid" xmlns:w16="http://schemas.microsoft.com/office/word/2018/wordml" xmlns:w16du="http://schemas.microsoft.com/office/word/2023/wordml/word16du" xmlns:w16sdtdh="http://schemas.microsoft.com/office/word/2020/wordml/sdtdatahash" xmlns:w16sdtfl="http://schemas.microsoft.com/office/word/2024/wordml/sdtformatlock" xmlns:w16se="http://schemas.microsoft.com/office/word/2015/wordml/symex" mc:Ignorable="w14 w15 w16se w16cid w16 w16cex w16sdtdh w16sdtfl w16du">
   <w:docDefaults>
     <w:rPrDefault>
       <w:rPr>

--- a/Calendario2025/Laboratorios/Laboratorio1/1_Configuring_GRE_VPN.docx
+++ b/Calendario2025/Laboratorios/Laboratorio1/1_Configuring_GRE_VPN.docx
@@ -30,6 +30,9 @@
         <w:pStyle w:val="Visual"/>
       </w:pPr>
       <w:r>
+        <w:rPr>
+          <w:noProof/>
+        </w:rPr>
         <w:drawing>
           <wp:inline distT="0" distB="0" distL="0" distR="0" wp14:anchorId="01FBBFA7" wp14:editId="18D8CAA1">
             <wp:extent cx="6400800" cy="3646805"/>
@@ -2453,10 +2456,7 @@
       </w:r>
       <w:proofErr w:type="spellEnd"/>
       <w:r>
-        <w:t xml:space="preserve"> se utiliza? </w:t>
-      </w:r>
-      <w:r>
-        <w:t>________________</w:t>
+        <w:t xml:space="preserve"> se utiliza?</w:t>
       </w:r>
     </w:p>
     <w:p>
@@ -2475,40 +2475,6 @@
       <w:proofErr w:type="spellEnd"/>
       <w:r>
         <w:t>?</w:t>
-      </w:r>
-    </w:p>
-    <w:p>
-      <w:pPr>
-        <w:pStyle w:val="BodyTextL50"/>
-        <w:spacing w:line="300" w:lineRule="exact"/>
-      </w:pPr>
-      <w:proofErr w:type="spellStart"/>
-      <w:r>
-        <w:t>Router</w:t>
-      </w:r>
-      <w:proofErr w:type="spellEnd"/>
-      <w:r>
-        <w:t xml:space="preserve"> WEST:  </w:t>
-      </w:r>
-      <w:r>
-        <w:t>__________________________________</w:t>
-      </w:r>
-    </w:p>
-    <w:p>
-      <w:pPr>
-        <w:pStyle w:val="BodyTextL50"/>
-        <w:spacing w:line="300" w:lineRule="exact"/>
-      </w:pPr>
-      <w:proofErr w:type="spellStart"/>
-      <w:r>
-        <w:t>Router</w:t>
-      </w:r>
-      <w:proofErr w:type="spellEnd"/>
-      <w:r>
-        <w:t xml:space="preserve"> EAST: </w:t>
-      </w:r>
-      <w:r>
-        <w:t>___________________________________</w:t>
       </w:r>
     </w:p>
     <w:p>
@@ -2713,10 +2679,7 @@
       </w:r>
       <w:proofErr w:type="spellEnd"/>
       <w:r>
-        <w:t xml:space="preserve"> EAST? </w:t>
-      </w:r>
-      <w:r>
-        <w:t>______________</w:t>
+        <w:t xml:space="preserve"> EAST?</w:t>
       </w:r>
     </w:p>
     <w:p>
@@ -2770,7 +2733,7 @@
       </w:r>
       <w:proofErr w:type="spellEnd"/>
       <w:r>
-        <w:t xml:space="preserve"> EAST? ______________</w:t>
+        <w:t xml:space="preserve"> EAST? </w:t>
       </w:r>
     </w:p>
     <w:p>
